--- a/public/materials/软件设计与体系结构/docx/第五章.docx
+++ b/public/materials/软件设计与体系结构/docx/第五章.docx
@@ -33,201 +33,52 @@
           <w:sz w:val="24"/>
           <w:szCs w:val="24"/>
         </w:rPr>
-        <w:t xml:space="preserve">1. MVC </w:t>
-      </w:r>
-      <w:proofErr w:type="spellStart"/>
+        <w:t>1. MVC 风格最初是在 1979 年由谁提出的？（单选题）</w:t>
+      </w:r>
       <w:r>
         <w:rPr>
           <w:color w:val="000000"/>
           <w:sz w:val="24"/>
           <w:szCs w:val="24"/>
         </w:rPr>
-        <w:t>风格最初是在</w:t>
-      </w:r>
-      <w:proofErr w:type="spellEnd"/>
+        <w:br/>
+        <w:t>选项：</w:t>
+      </w:r>
       <w:r>
         <w:rPr>
           <w:color w:val="000000"/>
           <w:sz w:val="24"/>
           <w:szCs w:val="24"/>
         </w:rPr>
-        <w:t xml:space="preserve"> 1979 </w:t>
-      </w:r>
-      <w:proofErr w:type="spellStart"/>
+        <w:br/>
+        <w:t>A.James Gosling</w:t>
+      </w:r>
       <w:r>
         <w:rPr>
           <w:color w:val="000000"/>
           <w:sz w:val="24"/>
           <w:szCs w:val="24"/>
         </w:rPr>
-        <w:t>年由谁提出的</w:t>
-      </w:r>
-      <w:proofErr w:type="spellEnd"/>
+        <w:br/>
+        <w:t>B.Trygve Reenskaug</w:t>
+      </w:r>
       <w:r>
         <w:rPr>
           <w:color w:val="000000"/>
           <w:sz w:val="24"/>
           <w:szCs w:val="24"/>
         </w:rPr>
-        <w:t>？（</w:t>
-      </w:r>
-      <w:proofErr w:type="spellStart"/>
+        <w:br/>
+        <w:t>C.Rod Johnson</w:t>
+      </w:r>
       <w:r>
         <w:rPr>
           <w:color w:val="000000"/>
           <w:sz w:val="24"/>
           <w:szCs w:val="24"/>
         </w:rPr>
-        <w:t>单选题</w:t>
-      </w:r>
-      <w:proofErr w:type="spellEnd"/>
-      <w:r>
-        <w:rPr>
-          <w:color w:val="000000"/>
-          <w:sz w:val="24"/>
-          <w:szCs w:val="24"/>
-        </w:rPr>
-        <w:t>）</w:t>
-      </w:r>
-      <w:r>
-        <w:rPr>
-          <w:color w:val="000000"/>
-          <w:sz w:val="24"/>
-          <w:szCs w:val="24"/>
-        </w:rPr>
         <w:br/>
-      </w:r>
-      <w:proofErr w:type="spellStart"/>
-      <w:r>
-        <w:rPr>
-          <w:color w:val="000000"/>
-          <w:sz w:val="24"/>
-          <w:szCs w:val="24"/>
-        </w:rPr>
-        <w:t>选项</w:t>
-      </w:r>
-      <w:proofErr w:type="spellEnd"/>
-      <w:r>
-        <w:rPr>
-          <w:color w:val="000000"/>
-          <w:sz w:val="24"/>
-          <w:szCs w:val="24"/>
-        </w:rPr>
-        <w:t>：</w:t>
-      </w:r>
-      <w:r>
-        <w:rPr>
-          <w:color w:val="000000"/>
-          <w:sz w:val="24"/>
-          <w:szCs w:val="24"/>
-        </w:rPr>
-        <w:br/>
-      </w:r>
-      <w:proofErr w:type="spellStart"/>
-      <w:r>
-        <w:rPr>
-          <w:color w:val="000000"/>
-          <w:sz w:val="24"/>
-          <w:szCs w:val="24"/>
-        </w:rPr>
-        <w:t>A.James</w:t>
-      </w:r>
-      <w:proofErr w:type="spellEnd"/>
-      <w:r>
-        <w:rPr>
-          <w:color w:val="000000"/>
-          <w:sz w:val="24"/>
-          <w:szCs w:val="24"/>
-        </w:rPr>
-        <w:t xml:space="preserve"> Gosling</w:t>
-      </w:r>
-      <w:r>
-        <w:rPr>
-          <w:color w:val="000000"/>
-          <w:sz w:val="24"/>
-          <w:szCs w:val="24"/>
-        </w:rPr>
-        <w:br/>
-      </w:r>
-      <w:proofErr w:type="spellStart"/>
-      <w:r>
-        <w:rPr>
-          <w:color w:val="000000"/>
-          <w:sz w:val="24"/>
-          <w:szCs w:val="24"/>
-        </w:rPr>
-        <w:t>B.Trygve</w:t>
-      </w:r>
-      <w:proofErr w:type="spellEnd"/>
-      <w:r>
-        <w:rPr>
-          <w:color w:val="000000"/>
-          <w:sz w:val="24"/>
-          <w:szCs w:val="24"/>
-        </w:rPr>
-        <w:t xml:space="preserve"> </w:t>
-      </w:r>
-      <w:proofErr w:type="spellStart"/>
-      <w:r>
-        <w:rPr>
-          <w:color w:val="000000"/>
-          <w:sz w:val="24"/>
-          <w:szCs w:val="24"/>
-        </w:rPr>
-        <w:t>Reenskaug</w:t>
-      </w:r>
-      <w:proofErr w:type="spellEnd"/>
-      <w:r>
-        <w:rPr>
-          <w:color w:val="000000"/>
-          <w:sz w:val="24"/>
-          <w:szCs w:val="24"/>
-        </w:rPr>
-        <w:br/>
-      </w:r>
-      <w:proofErr w:type="spellStart"/>
-      <w:r>
-        <w:rPr>
-          <w:color w:val="000000"/>
-          <w:sz w:val="24"/>
-          <w:szCs w:val="24"/>
-        </w:rPr>
-        <w:t>C.Rod</w:t>
-      </w:r>
-      <w:proofErr w:type="spellEnd"/>
-      <w:r>
-        <w:rPr>
-          <w:color w:val="000000"/>
-          <w:sz w:val="24"/>
-          <w:szCs w:val="24"/>
-        </w:rPr>
-        <w:t xml:space="preserve"> Johnson</w:t>
-      </w:r>
-      <w:r>
-        <w:rPr>
-          <w:color w:val="000000"/>
-          <w:sz w:val="24"/>
-          <w:szCs w:val="24"/>
-        </w:rPr>
-        <w:br/>
-      </w:r>
-      <w:proofErr w:type="spellStart"/>
-      <w:r>
-        <w:rPr>
-          <w:color w:val="000000"/>
-          <w:sz w:val="24"/>
-          <w:szCs w:val="24"/>
-        </w:rPr>
-        <w:t>D.Gavin</w:t>
-      </w:r>
-      <w:proofErr w:type="spellEnd"/>
-      <w:r>
-        <w:rPr>
-          <w:color w:val="000000"/>
-          <w:sz w:val="24"/>
-          <w:szCs w:val="24"/>
-        </w:rPr>
-        <w:t xml:space="preserve"> King</w:t>
+        <w:t>D.Gavin King</w:t>
       </w:r>
     </w:p>
     <w:p>
@@ -252,6 +103,7 @@
     <w:p>
       <w:pPr>
         <w:rPr>
+          <w:rFonts w:hint="eastAsia"/>
           <w:color w:val="0000FF"/>
           <w:sz w:val="24"/>
           <w:szCs w:val="24"/>
@@ -275,6 +127,7 @@
           <w:numId w:val="10"/>
         </w:numPr>
         <w:rPr>
+          <w:rFonts w:hint="eastAsia"/>
           <w:color w:val="0000FF"/>
           <w:sz w:val="24"/>
           <w:szCs w:val="24"/>
@@ -288,27 +141,7 @@
           <w:szCs w:val="24"/>
           <w:lang w:eastAsia="zh-CN"/>
         </w:rPr>
-        <w:t xml:space="preserve">Trygve </w:t>
-      </w:r>
-      <w:proofErr w:type="spellStart"/>
-      <w:r>
-        <w:rPr>
-          <w:color w:val="0000FF"/>
-          <w:sz w:val="24"/>
-          <w:szCs w:val="24"/>
-          <w:lang w:eastAsia="zh-CN"/>
-        </w:rPr>
-        <w:t>Reenskaug</w:t>
-      </w:r>
-      <w:proofErr w:type="spellEnd"/>
-      <w:r>
-        <w:rPr>
-          <w:color w:val="0000FF"/>
-          <w:sz w:val="24"/>
-          <w:szCs w:val="24"/>
-          <w:lang w:eastAsia="zh-CN"/>
-        </w:rPr>
-        <w:t>：1979 年在 Smalltalk-80 中首次提出 MVC 架构；</w:t>
+        <w:t>Trygve Reenskaug：1979 年在 Smalltalk-80 中首次提出 MVC 架构；</w:t>
       </w:r>
     </w:p>
     <w:p>
@@ -318,6 +151,7 @@
           <w:numId w:val="10"/>
         </w:numPr>
         <w:rPr>
+          <w:rFonts w:hint="eastAsia"/>
           <w:color w:val="0000FF"/>
           <w:sz w:val="24"/>
           <w:szCs w:val="24"/>
@@ -341,6 +175,7 @@
           <w:numId w:val="10"/>
         </w:numPr>
         <w:rPr>
+          <w:rFonts w:hint="eastAsia"/>
           <w:color w:val="0000FF"/>
           <w:sz w:val="24"/>
           <w:szCs w:val="24"/>
@@ -364,6 +199,7 @@
           <w:numId w:val="10"/>
         </w:numPr>
         <w:rPr>
+          <w:rFonts w:hint="eastAsia"/>
           <w:color w:val="0000FF"/>
           <w:sz w:val="24"/>
           <w:szCs w:val="24"/>
@@ -465,12 +301,23 @@
           <w:szCs w:val="24"/>
           <w:lang w:eastAsia="zh-CN"/>
         </w:rPr>
-        <w:t>正确答案：C</w:t>
+        <w:t>正确答案：</w:t>
+      </w:r>
+      <w:r>
+        <w:rPr>
+          <w:rFonts w:hint="eastAsia"/>
+          <w:color w:val="FF0000"/>
+          <w:sz w:val="24"/>
+          <w:szCs w:val="24"/>
+          <w:lang w:eastAsia="zh-CN"/>
+        </w:rPr>
+        <w:t>B</w:t>
       </w:r>
     </w:p>
     <w:p>
       <w:pPr>
         <w:rPr>
+          <w:rFonts w:hint="eastAsia"/>
           <w:color w:val="0000FF"/>
           <w:sz w:val="24"/>
           <w:szCs w:val="24"/>
@@ -489,9 +336,6 @@
     </w:p>
     <w:p>
       <w:pPr>
-        <w:tabs>
-          <w:tab w:val="num" w:pos="720"/>
-        </w:tabs>
         <w:rPr>
           <w:color w:val="0000FF"/>
           <w:sz w:val="24"/>
@@ -499,196 +343,6 @@
           <w:lang w:eastAsia="zh-CN"/>
         </w:rPr>
       </w:pPr>
-      <w:r>
-        <w:rPr>
-          <w:color w:val="0000FF"/>
-          <w:sz w:val="24"/>
-          <w:szCs w:val="24"/>
-          <w:lang w:eastAsia="zh-CN"/>
-        </w:rPr>
-        <w:t>视图（View）：直接面向用户，是用户操作、数据展示的可视化界面，对应题干 “用户操作接口”；</w:t>
-      </w:r>
-    </w:p>
-    <w:p>
-      <w:pPr>
-        <w:tabs>
-          <w:tab w:val="num" w:pos="720"/>
-        </w:tabs>
-        <w:rPr>
-          <w:color w:val="0000FF"/>
-          <w:sz w:val="24"/>
-          <w:szCs w:val="24"/>
-          <w:lang w:eastAsia="zh-CN"/>
-        </w:rPr>
-      </w:pPr>
-      <w:r>
-        <w:rPr>
-          <w:color w:val="0000FF"/>
-          <w:sz w:val="24"/>
-          <w:szCs w:val="24"/>
-          <w:lang w:eastAsia="zh-CN"/>
-        </w:rPr>
-        <w:t>控制器（Controller）：只接收视图提交的请求，做中转调度，不是用户直接操作界面；</w:t>
-      </w:r>
-    </w:p>
-    <w:p>
-      <w:pPr>
-        <w:tabs>
-          <w:tab w:val="num" w:pos="720"/>
-        </w:tabs>
-        <w:rPr>
-          <w:rFonts w:hint="eastAsia"/>
-          <w:color w:val="0000FF"/>
-          <w:sz w:val="24"/>
-          <w:szCs w:val="24"/>
-          <w:lang w:eastAsia="zh-CN"/>
-        </w:rPr>
-      </w:pPr>
-      <w:r>
-        <w:rPr>
-          <w:color w:val="0000FF"/>
-          <w:sz w:val="24"/>
-          <w:szCs w:val="24"/>
-          <w:lang w:eastAsia="zh-CN"/>
-        </w:rPr>
-        <w:t>模型（Model）：封装业务数据与逻辑；数据库属于底层存储，不属于 MVC 三大组件。</w:t>
-      </w:r>
-    </w:p>
-    <w:p>
-      <w:pPr>
-        <w:rPr>
-          <w:rFonts w:hint="eastAsia"/>
-          <w:sz w:val="24"/>
-          <w:szCs w:val="24"/>
-          <w:lang w:eastAsia="zh-CN"/>
-        </w:rPr>
-      </w:pPr>
-      <w:r>
-        <w:rPr>
-          <w:color w:val="000000"/>
-          <w:sz w:val="24"/>
-          <w:szCs w:val="24"/>
-          <w:lang w:eastAsia="zh-CN"/>
-        </w:rPr>
-        <w:lastRenderedPageBreak/>
-        <w:t>3. 下列关于模型 (Model) 的描述，错误的是？（单选题）</w:t>
-      </w:r>
-      <w:r>
-        <w:rPr>
-          <w:color w:val="000000"/>
-          <w:sz w:val="24"/>
-          <w:szCs w:val="24"/>
-          <w:lang w:eastAsia="zh-CN"/>
-        </w:rPr>
-        <w:br/>
-        <w:t>选项：</w:t>
-      </w:r>
-      <w:r>
-        <w:rPr>
-          <w:color w:val="000000"/>
-          <w:sz w:val="24"/>
-          <w:szCs w:val="24"/>
-          <w:lang w:eastAsia="zh-CN"/>
-        </w:rPr>
-        <w:br/>
-        <w:t>A.负责业务逻辑实现</w:t>
-      </w:r>
-      <w:r>
-        <w:rPr>
-          <w:color w:val="000000"/>
-          <w:sz w:val="24"/>
-          <w:szCs w:val="24"/>
-          <w:lang w:eastAsia="zh-CN"/>
-        </w:rPr>
-        <w:br/>
-        <w:t>B.负责数据验证</w:t>
-      </w:r>
-      <w:r>
-        <w:rPr>
-          <w:color w:val="000000"/>
-          <w:sz w:val="24"/>
-          <w:szCs w:val="24"/>
-          <w:lang w:eastAsia="zh-CN"/>
-        </w:rPr>
-        <w:br/>
-        <w:t>C.负责数据存取</w:t>
-      </w:r>
-      <w:r>
-        <w:rPr>
-          <w:color w:val="000000"/>
-          <w:sz w:val="24"/>
-          <w:szCs w:val="24"/>
-          <w:lang w:eastAsia="zh-CN"/>
-        </w:rPr>
-        <w:br/>
-        <w:t>D.负责将处理结果直接显示给用户</w:t>
-      </w:r>
-    </w:p>
-    <w:p>
-      <w:pPr>
-        <w:rPr>
-          <w:rFonts w:hint="eastAsia"/>
-          <w:sz w:val="24"/>
-          <w:szCs w:val="24"/>
-          <w:lang w:eastAsia="zh-CN"/>
-        </w:rPr>
-      </w:pPr>
-      <w:r>
-        <w:rPr>
-          <w:color w:val="FF0000"/>
-          <w:sz w:val="24"/>
-          <w:szCs w:val="24"/>
-          <w:lang w:eastAsia="zh-CN"/>
-        </w:rPr>
-        <w:t>正确答案：D</w:t>
-      </w:r>
-    </w:p>
-    <w:p>
-      <w:pPr>
-        <w:rPr>
-          <w:color w:val="0000FF"/>
-          <w:sz w:val="24"/>
-          <w:szCs w:val="24"/>
-          <w:lang w:eastAsia="zh-CN"/>
-        </w:rPr>
-      </w:pPr>
-      <w:r>
-        <w:rPr>
-          <w:color w:val="0000FF"/>
-          <w:sz w:val="24"/>
-          <w:szCs w:val="24"/>
-          <w:lang w:eastAsia="zh-CN"/>
-        </w:rPr>
-        <w:t>解析：</w:t>
-      </w:r>
-      <w:r>
-        <w:rPr>
-          <w:color w:val="0000FF"/>
-          <w:sz w:val="24"/>
-          <w:szCs w:val="24"/>
-          <w:lang w:eastAsia="zh-CN"/>
-        </w:rPr>
-        <w:t>Model 的职责：封装业务数据、实现业务逻辑、校验数据、数据库存取；</w:t>
-      </w:r>
-    </w:p>
-    <w:p>
-      <w:pPr>
-        <w:rPr>
-          <w:color w:val="0000FF"/>
-          <w:sz w:val="24"/>
-          <w:szCs w:val="24"/>
-          <w:lang w:eastAsia="zh-CN"/>
-        </w:rPr>
-      </w:pPr>
-      <w:r>
-        <w:rPr>
-          <w:color w:val="0000FF"/>
-          <w:sz w:val="24"/>
-          <w:szCs w:val="24"/>
-          <w:lang w:eastAsia="zh-CN"/>
-        </w:rPr>
-        <w:t>页面渲染、结果展示是</w:t>
-      </w:r>
       <w:r>
         <w:rPr>
           <w:b/>
@@ -698,7 +352,7 @@
           <w:szCs w:val="24"/>
           <w:lang w:eastAsia="zh-CN"/>
         </w:rPr>
-        <w:t>视图 View</w:t>
+        <w:t>视图（View）</w:t>
       </w:r>
       <w:r>
         <w:rPr>
@@ -707,301 +361,87 @@
           <w:szCs w:val="24"/>
           <w:lang w:eastAsia="zh-CN"/>
         </w:rPr>
-        <w:t>的专属工作，模型不会直接向用户展示数据，因此 D 说法错误。</w:t>
+        <w:t>：直接面向用户，是展示数据、接收用户操作的可视化界面，也就是 “提供给用户进行操作的接口”。</w:t>
       </w:r>
     </w:p>
     <w:p>
       <w:pPr>
         <w:rPr>
-          <w:rFonts w:hint="eastAsia"/>
-          <w:sz w:val="24"/>
-          <w:szCs w:val="24"/>
-        </w:rPr>
-      </w:pPr>
-      <w:r>
-        <w:rPr>
-          <w:color w:val="000000"/>
-          <w:sz w:val="24"/>
-          <w:szCs w:val="24"/>
-        </w:rPr>
-        <w:t xml:space="preserve">4. MVC </w:t>
-      </w:r>
-      <w:proofErr w:type="spellStart"/>
-      <w:r>
-        <w:rPr>
-          <w:color w:val="000000"/>
-          <w:sz w:val="24"/>
-          <w:szCs w:val="24"/>
-        </w:rPr>
-        <w:t>风格中，模型与视图之间的关系通常是</w:t>
-      </w:r>
-      <w:proofErr w:type="spellEnd"/>
-      <w:r>
-        <w:rPr>
-          <w:color w:val="000000"/>
-          <w:sz w:val="24"/>
-          <w:szCs w:val="24"/>
-        </w:rPr>
-        <w:t>？（</w:t>
-      </w:r>
-      <w:proofErr w:type="spellStart"/>
-      <w:r>
-        <w:rPr>
-          <w:color w:val="000000"/>
-          <w:sz w:val="24"/>
-          <w:szCs w:val="24"/>
-        </w:rPr>
-        <w:t>单选题</w:t>
-      </w:r>
-      <w:proofErr w:type="spellEnd"/>
-      <w:r>
-        <w:rPr>
-          <w:color w:val="000000"/>
-          <w:sz w:val="24"/>
-          <w:szCs w:val="24"/>
-        </w:rPr>
-        <w:t>）</w:t>
-      </w:r>
-      <w:r>
-        <w:rPr>
-          <w:color w:val="000000"/>
-          <w:sz w:val="24"/>
-          <w:szCs w:val="24"/>
-        </w:rPr>
-        <w:br/>
-      </w:r>
-      <w:proofErr w:type="spellStart"/>
-      <w:r>
-        <w:rPr>
-          <w:color w:val="000000"/>
-          <w:sz w:val="24"/>
-          <w:szCs w:val="24"/>
-        </w:rPr>
-        <w:t>选项</w:t>
-      </w:r>
-      <w:proofErr w:type="spellEnd"/>
-      <w:r>
-        <w:rPr>
-          <w:color w:val="000000"/>
-          <w:sz w:val="24"/>
-          <w:szCs w:val="24"/>
-        </w:rPr>
-        <w:t>：</w:t>
-      </w:r>
-      <w:r>
-        <w:rPr>
-          <w:color w:val="000000"/>
-          <w:sz w:val="24"/>
-          <w:szCs w:val="24"/>
-        </w:rPr>
-        <w:br/>
-      </w:r>
-      <w:proofErr w:type="spellStart"/>
-      <w:r>
-        <w:rPr>
-          <w:color w:val="000000"/>
-          <w:sz w:val="24"/>
-          <w:szCs w:val="24"/>
-        </w:rPr>
-        <w:t>A.一个</w:t>
-      </w:r>
-      <w:proofErr w:type="spellEnd"/>
-      <w:r>
-        <w:rPr>
-          <w:color w:val="000000"/>
-          <w:sz w:val="24"/>
-          <w:szCs w:val="24"/>
-        </w:rPr>
-        <w:t xml:space="preserve"> Model </w:t>
-      </w:r>
-      <w:proofErr w:type="spellStart"/>
-      <w:r>
-        <w:rPr>
-          <w:color w:val="000000"/>
-          <w:sz w:val="24"/>
-          <w:szCs w:val="24"/>
-        </w:rPr>
-        <w:t>只能对应一个</w:t>
-      </w:r>
-      <w:proofErr w:type="spellEnd"/>
-      <w:r>
-        <w:rPr>
-          <w:color w:val="000000"/>
-          <w:sz w:val="24"/>
-          <w:szCs w:val="24"/>
-        </w:rPr>
-        <w:t xml:space="preserve"> View</w:t>
-      </w:r>
-      <w:r>
-        <w:rPr>
-          <w:color w:val="000000"/>
-          <w:sz w:val="24"/>
-          <w:szCs w:val="24"/>
-        </w:rPr>
-        <w:br/>
-      </w:r>
-      <w:proofErr w:type="spellStart"/>
-      <w:r>
-        <w:rPr>
-          <w:color w:val="000000"/>
-          <w:sz w:val="24"/>
-          <w:szCs w:val="24"/>
-        </w:rPr>
-        <w:t>B.一个</w:t>
-      </w:r>
-      <w:proofErr w:type="spellEnd"/>
-      <w:r>
-        <w:rPr>
-          <w:color w:val="000000"/>
-          <w:sz w:val="24"/>
-          <w:szCs w:val="24"/>
-        </w:rPr>
-        <w:t xml:space="preserve"> Model </w:t>
-      </w:r>
-      <w:proofErr w:type="spellStart"/>
-      <w:r>
-        <w:rPr>
-          <w:color w:val="000000"/>
-          <w:sz w:val="24"/>
-          <w:szCs w:val="24"/>
-        </w:rPr>
-        <w:t>可以对应多个</w:t>
-      </w:r>
-      <w:proofErr w:type="spellEnd"/>
-      <w:r>
-        <w:rPr>
-          <w:color w:val="000000"/>
-          <w:sz w:val="24"/>
-          <w:szCs w:val="24"/>
-        </w:rPr>
-        <w:t xml:space="preserve"> View</w:t>
-      </w:r>
-      <w:r>
-        <w:rPr>
-          <w:color w:val="000000"/>
-          <w:sz w:val="24"/>
-          <w:szCs w:val="24"/>
-        </w:rPr>
-        <w:br/>
-      </w:r>
-      <w:proofErr w:type="spellStart"/>
-      <w:r>
-        <w:rPr>
-          <w:color w:val="000000"/>
-          <w:sz w:val="24"/>
-          <w:szCs w:val="24"/>
-        </w:rPr>
-        <w:t>C.View</w:t>
-      </w:r>
-      <w:proofErr w:type="spellEnd"/>
-      <w:r>
-        <w:rPr>
-          <w:color w:val="000000"/>
-          <w:sz w:val="24"/>
-          <w:szCs w:val="24"/>
-        </w:rPr>
-        <w:t xml:space="preserve"> </w:t>
-      </w:r>
-      <w:proofErr w:type="spellStart"/>
-      <w:r>
-        <w:rPr>
-          <w:color w:val="000000"/>
-          <w:sz w:val="24"/>
-          <w:szCs w:val="24"/>
-        </w:rPr>
-        <w:t>必须独立于</w:t>
-      </w:r>
-      <w:proofErr w:type="spellEnd"/>
-      <w:r>
-        <w:rPr>
-          <w:color w:val="000000"/>
-          <w:sz w:val="24"/>
-          <w:szCs w:val="24"/>
-        </w:rPr>
-        <w:t xml:space="preserve"> Model </w:t>
-      </w:r>
-      <w:proofErr w:type="spellStart"/>
-      <w:r>
-        <w:rPr>
-          <w:color w:val="000000"/>
-          <w:sz w:val="24"/>
-          <w:szCs w:val="24"/>
-        </w:rPr>
-        <w:t>存在</w:t>
-      </w:r>
-      <w:proofErr w:type="spellEnd"/>
-      <w:r>
-        <w:rPr>
-          <w:color w:val="000000"/>
-          <w:sz w:val="24"/>
-          <w:szCs w:val="24"/>
-        </w:rPr>
-        <w:br/>
-      </w:r>
-      <w:proofErr w:type="spellStart"/>
-      <w:r>
-        <w:rPr>
-          <w:color w:val="000000"/>
-          <w:sz w:val="24"/>
-          <w:szCs w:val="24"/>
-        </w:rPr>
-        <w:t>D.Model</w:t>
-      </w:r>
-      <w:proofErr w:type="spellEnd"/>
-      <w:r>
-        <w:rPr>
-          <w:color w:val="000000"/>
-          <w:sz w:val="24"/>
-          <w:szCs w:val="24"/>
-        </w:rPr>
-        <w:t xml:space="preserve"> </w:t>
-      </w:r>
-      <w:proofErr w:type="spellStart"/>
-      <w:r>
-        <w:rPr>
-          <w:color w:val="000000"/>
-          <w:sz w:val="24"/>
-          <w:szCs w:val="24"/>
-        </w:rPr>
-        <w:t>直接控制</w:t>
-      </w:r>
-      <w:proofErr w:type="spellEnd"/>
-      <w:r>
-        <w:rPr>
-          <w:color w:val="000000"/>
-          <w:sz w:val="24"/>
-          <w:szCs w:val="24"/>
-        </w:rPr>
-        <w:t xml:space="preserve"> View </w:t>
-      </w:r>
-      <w:proofErr w:type="spellStart"/>
-      <w:r>
-        <w:rPr>
-          <w:color w:val="000000"/>
-          <w:sz w:val="24"/>
-          <w:szCs w:val="24"/>
-        </w:rPr>
-        <w:t>的布局</w:t>
-      </w:r>
-      <w:proofErr w:type="spellEnd"/>
+          <w:color w:val="0000FF"/>
+          <w:sz w:val="24"/>
+          <w:szCs w:val="24"/>
+          <w:lang w:eastAsia="zh-CN"/>
+        </w:rPr>
+      </w:pPr>
+      <w:r>
+        <w:rPr>
+          <w:b/>
+          <w:bCs/>
+          <w:color w:val="0000FF"/>
+          <w:sz w:val="24"/>
+          <w:szCs w:val="24"/>
+          <w:lang w:eastAsia="zh-CN"/>
+        </w:rPr>
+        <w:t>控制器（Controller）</w:t>
+      </w:r>
+      <w:r>
+        <w:rPr>
+          <w:color w:val="0000FF"/>
+          <w:sz w:val="24"/>
+          <w:szCs w:val="24"/>
+          <w:lang w:eastAsia="zh-CN"/>
+        </w:rPr>
+        <w:t>：接收视图传来的用户请求，调度模型处理逻辑，再更新视图，它</w:t>
+      </w:r>
+      <w:r>
+        <w:rPr>
+          <w:b/>
+          <w:bCs/>
+          <w:color w:val="0000FF"/>
+          <w:sz w:val="24"/>
+          <w:szCs w:val="24"/>
+          <w:lang w:eastAsia="zh-CN"/>
+        </w:rPr>
+        <w:t>不是用户直接操作的界面</w:t>
+      </w:r>
+      <w:r>
+        <w:rPr>
+          <w:color w:val="0000FF"/>
+          <w:sz w:val="24"/>
+          <w:szCs w:val="24"/>
+          <w:lang w:eastAsia="zh-CN"/>
+        </w:rPr>
+        <w:t>，只是中间调度层。</w:t>
+      </w:r>
     </w:p>
     <w:p>
       <w:pPr>
         <w:rPr>
-          <w:rFonts w:hint="eastAsia"/>
-          <w:sz w:val="24"/>
-          <w:szCs w:val="24"/>
-          <w:lang w:eastAsia="zh-CN"/>
-        </w:rPr>
-      </w:pPr>
-      <w:r>
-        <w:rPr>
-          <w:color w:val="FF0000"/>
-          <w:sz w:val="24"/>
-          <w:szCs w:val="24"/>
-          <w:lang w:eastAsia="zh-CN"/>
-        </w:rPr>
-        <w:t>正确答案：B</w:t>
+          <w:color w:val="0000FF"/>
+          <w:sz w:val="24"/>
+          <w:szCs w:val="24"/>
+          <w:lang w:eastAsia="zh-CN"/>
+        </w:rPr>
+      </w:pPr>
+      <w:r>
+        <w:rPr>
+          <w:b/>
+          <w:bCs/>
+          <w:color w:val="0000FF"/>
+          <w:sz w:val="24"/>
+          <w:szCs w:val="24"/>
+          <w:lang w:eastAsia="zh-CN"/>
+        </w:rPr>
+        <w:t>模型（Model）</w:t>
+      </w:r>
+      <w:r>
+        <w:rPr>
+          <w:color w:val="0000FF"/>
+          <w:sz w:val="24"/>
+          <w:szCs w:val="24"/>
+          <w:lang w:eastAsia="zh-CN"/>
+        </w:rPr>
+        <w:t>：负责封装业务数据和业务逻辑，与用户界面无关。</w:t>
       </w:r>
     </w:p>
     <w:p>
@@ -1015,12 +455,14 @@
       </w:pPr>
       <w:r>
         <w:rPr>
+          <w:b/>
+          <w:bCs/>
           <w:color w:val="0000FF"/>
           <w:sz w:val="24"/>
           <w:szCs w:val="24"/>
           <w:lang w:eastAsia="zh-CN"/>
         </w:rPr>
-        <w:t>解析：</w:t>
+        <w:t>数据库</w:t>
       </w:r>
       <w:r>
         <w:rPr>
@@ -1029,51 +471,171 @@
           <w:szCs w:val="24"/>
           <w:lang w:eastAsia="zh-CN"/>
         </w:rPr>
-        <w:t>MVC 核心解耦特性：同一套业务数据模型，可以提供多种不同视图展示。</w:t>
+        <w:t>：不属于 MVC 三大核心组件，是底层数据存储。</w:t>
       </w:r>
     </w:p>
     <w:p>
       <w:pPr>
         <w:rPr>
-          <w:color w:val="0000FF"/>
-          <w:sz w:val="24"/>
-          <w:szCs w:val="24"/>
-          <w:lang w:eastAsia="zh-CN"/>
-        </w:rPr>
-      </w:pPr>
-      <w:r>
-        <w:rPr>
-          <w:color w:val="0000FF"/>
-          <w:sz w:val="24"/>
-          <w:szCs w:val="24"/>
-          <w:lang w:eastAsia="zh-CN"/>
-        </w:rPr>
-        <w:t>举例：商品 Model 可同时用于商品列表页、商品详情弹窗；</w:t>
+          <w:rFonts w:hint="eastAsia"/>
+          <w:sz w:val="24"/>
+          <w:szCs w:val="24"/>
+          <w:lang w:eastAsia="zh-CN"/>
+        </w:rPr>
+      </w:pPr>
+      <w:r>
+        <w:rPr>
+          <w:color w:val="000000"/>
+          <w:sz w:val="24"/>
+          <w:szCs w:val="24"/>
+          <w:lang w:eastAsia="zh-CN"/>
+        </w:rPr>
+        <w:lastRenderedPageBreak/>
+        <w:t>3. 下列关于模型 (Model) 的描述，错误的是？（单选题）</w:t>
+      </w:r>
+      <w:r>
+        <w:rPr>
+          <w:color w:val="000000"/>
+          <w:sz w:val="24"/>
+          <w:szCs w:val="24"/>
+          <w:lang w:eastAsia="zh-CN"/>
+        </w:rPr>
+        <w:br/>
+        <w:t>选项：</w:t>
+      </w:r>
+      <w:r>
+        <w:rPr>
+          <w:color w:val="000000"/>
+          <w:sz w:val="24"/>
+          <w:szCs w:val="24"/>
+          <w:lang w:eastAsia="zh-CN"/>
+        </w:rPr>
+        <w:br/>
+        <w:t>A.负责业务逻辑实现</w:t>
+      </w:r>
+      <w:r>
+        <w:rPr>
+          <w:color w:val="000000"/>
+          <w:sz w:val="24"/>
+          <w:szCs w:val="24"/>
+          <w:lang w:eastAsia="zh-CN"/>
+        </w:rPr>
+        <w:br/>
+        <w:t>B.负责数据验证</w:t>
+      </w:r>
+      <w:r>
+        <w:rPr>
+          <w:color w:val="000000"/>
+          <w:sz w:val="24"/>
+          <w:szCs w:val="24"/>
+          <w:lang w:eastAsia="zh-CN"/>
+        </w:rPr>
+        <w:br/>
+        <w:t>C.负责数据存取</w:t>
+      </w:r>
+      <w:r>
+        <w:rPr>
+          <w:color w:val="000000"/>
+          <w:sz w:val="24"/>
+          <w:szCs w:val="24"/>
+          <w:lang w:eastAsia="zh-CN"/>
+        </w:rPr>
+        <w:br/>
+        <w:t>D.负责将处理结果直接显示给用户</w:t>
       </w:r>
     </w:p>
     <w:p>
       <w:pPr>
         <w:rPr>
-          <w:color w:val="0000FF"/>
-          <w:sz w:val="24"/>
-          <w:szCs w:val="24"/>
-          <w:lang w:eastAsia="zh-CN"/>
-        </w:rPr>
-      </w:pPr>
-      <w:r>
-        <w:rPr>
-          <w:color w:val="0000FF"/>
-          <w:sz w:val="24"/>
-          <w:szCs w:val="24"/>
-          <w:lang w:eastAsia="zh-CN"/>
-        </w:rPr>
-        <w:t>A 错：是一对多而非一对一；C 错：视图需要依赖模型获取数据，无法脱离模型；D 错：模型仅通知视图更新，不控制页面布局。</w:t>
+          <w:rFonts w:hint="eastAsia"/>
+          <w:sz w:val="24"/>
+          <w:szCs w:val="24"/>
+          <w:lang w:eastAsia="zh-CN"/>
+        </w:rPr>
+      </w:pPr>
+      <w:r>
+        <w:rPr>
+          <w:color w:val="FF0000"/>
+          <w:sz w:val="24"/>
+          <w:szCs w:val="24"/>
+          <w:lang w:eastAsia="zh-CN"/>
+        </w:rPr>
+        <w:t>正确答案：D</w:t>
       </w:r>
     </w:p>
     <w:p>
       <w:pPr>
         <w:rPr>
           <w:rFonts w:hint="eastAsia"/>
+          <w:color w:val="0000FF"/>
+          <w:sz w:val="24"/>
+          <w:szCs w:val="24"/>
+          <w:lang w:eastAsia="zh-CN"/>
+        </w:rPr>
+      </w:pPr>
+      <w:r>
+        <w:rPr>
+          <w:color w:val="0000FF"/>
+          <w:sz w:val="24"/>
+          <w:szCs w:val="24"/>
+          <w:lang w:eastAsia="zh-CN"/>
+        </w:rPr>
+        <w:t>解析：</w:t>
+      </w:r>
+      <w:r>
+        <w:rPr>
+          <w:color w:val="0000FF"/>
+          <w:sz w:val="24"/>
+          <w:szCs w:val="24"/>
+          <w:lang w:eastAsia="zh-CN"/>
+        </w:rPr>
+        <w:t>Model 的职责：封装业务数据、实现业务逻辑、校验数据、数据库存取；</w:t>
+      </w:r>
+    </w:p>
+    <w:p>
+      <w:pPr>
+        <w:rPr>
+          <w:rFonts w:hint="eastAsia"/>
+          <w:color w:val="0000FF"/>
+          <w:sz w:val="24"/>
+          <w:szCs w:val="24"/>
+          <w:lang w:eastAsia="zh-CN"/>
+        </w:rPr>
+      </w:pPr>
+      <w:r>
+        <w:rPr>
+          <w:color w:val="0000FF"/>
+          <w:sz w:val="24"/>
+          <w:szCs w:val="24"/>
+          <w:lang w:eastAsia="zh-CN"/>
+        </w:rPr>
+        <w:t>页面渲染、结果展示是</w:t>
+      </w:r>
+      <w:r>
+        <w:rPr>
+          <w:b/>
+          <w:bCs/>
+          <w:color w:val="0000FF"/>
+          <w:sz w:val="24"/>
+          <w:szCs w:val="24"/>
+          <w:lang w:eastAsia="zh-CN"/>
+        </w:rPr>
+        <w:t>视图 View</w:t>
+      </w:r>
+      <w:r>
+        <w:rPr>
+          <w:color w:val="0000FF"/>
+          <w:sz w:val="24"/>
+          <w:szCs w:val="24"/>
+          <w:lang w:eastAsia="zh-CN"/>
+        </w:rPr>
+        <w:t>的专属工作，模型不会直接向用户展示数据，因此 D 说法错误。</w:t>
+      </w:r>
+    </w:p>
+    <w:p>
+      <w:pPr>
+        <w:rPr>
+          <w:rFonts w:hint="eastAsia"/>
           <w:sz w:val="24"/>
           <w:szCs w:val="24"/>
         </w:rPr>
@@ -1084,43 +646,43 @@
           <w:sz w:val="24"/>
           <w:szCs w:val="24"/>
         </w:rPr>
-        <w:t xml:space="preserve">5. 在 Java EE Web Model 2 </w:t>
-      </w:r>
-      <w:proofErr w:type="spellStart"/>
+        <w:t>4. MVC 风格中，模型与视图之间的关系通常是？（单选题）</w:t>
+      </w:r>
       <w:r>
         <w:rPr>
           <w:color w:val="000000"/>
           <w:sz w:val="24"/>
           <w:szCs w:val="24"/>
         </w:rPr>
-        <w:t>模式中，充当“控制器”角色的通常是</w:t>
-      </w:r>
-      <w:proofErr w:type="spellEnd"/>
+        <w:br/>
+        <w:t>选项：</w:t>
+      </w:r>
       <w:r>
         <w:rPr>
           <w:color w:val="000000"/>
           <w:sz w:val="24"/>
           <w:szCs w:val="24"/>
         </w:rPr>
-        <w:t>？（</w:t>
-      </w:r>
-      <w:proofErr w:type="spellStart"/>
+        <w:br/>
+        <w:t>A.一个 Model 只能对应一个 View</w:t>
+      </w:r>
       <w:r>
         <w:rPr>
           <w:color w:val="000000"/>
           <w:sz w:val="24"/>
           <w:szCs w:val="24"/>
         </w:rPr>
-        <w:t>单选题</w:t>
-      </w:r>
-      <w:proofErr w:type="spellEnd"/>
+        <w:br/>
+        <w:t>B.一个 Model 可以对应多个 View</w:t>
+      </w:r>
       <w:r>
         <w:rPr>
           <w:color w:val="000000"/>
           <w:sz w:val="24"/>
           <w:szCs w:val="24"/>
         </w:rPr>
-        <w:t>）</w:t>
+        <w:br/>
+        <w:t>C.View 必须独立于 Model 存在</w:t>
       </w:r>
       <w:r>
         <w:rPr>
@@ -1129,24 +691,121 @@
           <w:szCs w:val="24"/>
         </w:rPr>
         <w:br/>
-      </w:r>
-      <w:proofErr w:type="spellStart"/>
+        <w:t>D.Model 直接控制 View 的布局</w:t>
+      </w:r>
+    </w:p>
+    <w:p>
+      <w:pPr>
+        <w:rPr>
+          <w:rFonts w:hint="eastAsia"/>
+          <w:sz w:val="24"/>
+          <w:szCs w:val="24"/>
+          <w:lang w:eastAsia="zh-CN"/>
+        </w:rPr>
+      </w:pPr>
+      <w:r>
+        <w:rPr>
+          <w:color w:val="FF0000"/>
+          <w:sz w:val="24"/>
+          <w:szCs w:val="24"/>
+          <w:lang w:eastAsia="zh-CN"/>
+        </w:rPr>
+        <w:t>正确答案：B</w:t>
+      </w:r>
+    </w:p>
+    <w:p>
+      <w:pPr>
+        <w:rPr>
+          <w:rFonts w:hint="eastAsia"/>
+          <w:color w:val="0000FF"/>
+          <w:sz w:val="24"/>
+          <w:szCs w:val="24"/>
+          <w:lang w:eastAsia="zh-CN"/>
+        </w:rPr>
+      </w:pPr>
+      <w:r>
+        <w:rPr>
+          <w:color w:val="0000FF"/>
+          <w:sz w:val="24"/>
+          <w:szCs w:val="24"/>
+          <w:lang w:eastAsia="zh-CN"/>
+        </w:rPr>
+        <w:t>解析：</w:t>
+      </w:r>
+      <w:r>
+        <w:rPr>
+          <w:color w:val="0000FF"/>
+          <w:sz w:val="24"/>
+          <w:szCs w:val="24"/>
+          <w:lang w:eastAsia="zh-CN"/>
+        </w:rPr>
+        <w:t>MVC 核心解耦特性：同一套业务数据模型，可以提供多种不同视图展示。</w:t>
+      </w:r>
+    </w:p>
+    <w:p>
+      <w:pPr>
+        <w:rPr>
+          <w:rFonts w:hint="eastAsia"/>
+          <w:color w:val="0000FF"/>
+          <w:sz w:val="24"/>
+          <w:szCs w:val="24"/>
+          <w:lang w:eastAsia="zh-CN"/>
+        </w:rPr>
+      </w:pPr>
+      <w:r>
+        <w:rPr>
+          <w:color w:val="0000FF"/>
+          <w:sz w:val="24"/>
+          <w:szCs w:val="24"/>
+          <w:lang w:eastAsia="zh-CN"/>
+        </w:rPr>
+        <w:t>举例：商品 Model 可同时用于商品列表页、商品详情弹窗；</w:t>
+      </w:r>
+    </w:p>
+    <w:p>
+      <w:pPr>
+        <w:rPr>
+          <w:rFonts w:hint="eastAsia"/>
+          <w:color w:val="0000FF"/>
+          <w:sz w:val="24"/>
+          <w:szCs w:val="24"/>
+          <w:lang w:eastAsia="zh-CN"/>
+        </w:rPr>
+      </w:pPr>
+      <w:r>
+        <w:rPr>
+          <w:color w:val="0000FF"/>
+          <w:sz w:val="24"/>
+          <w:szCs w:val="24"/>
+          <w:lang w:eastAsia="zh-CN"/>
+        </w:rPr>
+        <w:t>A 错：是一对多而非一对一；C 错：视图需要依赖模型获取数据，无法脱离模型；D 错：模型仅通知视图更新，不控制页面布局。</w:t>
+      </w:r>
+    </w:p>
+    <w:p>
+      <w:pPr>
+        <w:rPr>
+          <w:rFonts w:hint="eastAsia"/>
+          <w:sz w:val="24"/>
+          <w:szCs w:val="24"/>
+        </w:rPr>
+      </w:pPr>
       <w:r>
         <w:rPr>
           <w:color w:val="000000"/>
           <w:sz w:val="24"/>
           <w:szCs w:val="24"/>
         </w:rPr>
-        <w:t>选项</w:t>
-      </w:r>
-      <w:proofErr w:type="spellEnd"/>
+        <w:t>5. 在 Java EE Web Model 2 模式中，充当“控制器”角色的通常是？（单选题）</w:t>
+      </w:r>
       <w:r>
         <w:rPr>
           <w:color w:val="000000"/>
           <w:sz w:val="24"/>
           <w:szCs w:val="24"/>
         </w:rPr>
-        <w:t>：</w:t>
+        <w:br/>
+        <w:t>选项：</w:t>
       </w:r>
       <w:r>
         <w:rPr>
@@ -1164,35 +823,17 @@
           <w:szCs w:val="24"/>
         </w:rPr>
         <w:br/>
-      </w:r>
-      <w:proofErr w:type="spellStart"/>
+        <w:t>B.JavaBean</w:t>
+      </w:r>
       <w:r>
         <w:rPr>
           <w:color w:val="000000"/>
           <w:sz w:val="24"/>
           <w:szCs w:val="24"/>
         </w:rPr>
-        <w:t>B.JavaBean</w:t>
-      </w:r>
-      <w:proofErr w:type="spellEnd"/>
-      <w:r>
-        <w:rPr>
-          <w:color w:val="000000"/>
-          <w:sz w:val="24"/>
-          <w:szCs w:val="24"/>
-        </w:rPr>
         <w:br/>
-      </w:r>
-      <w:proofErr w:type="spellStart"/>
-      <w:r>
-        <w:rPr>
-          <w:color w:val="000000"/>
-          <w:sz w:val="24"/>
-          <w:szCs w:val="24"/>
-        </w:rPr>
         <w:t>C.Servlet</w:t>
       </w:r>
-      <w:proofErr w:type="spellEnd"/>
       <w:r>
         <w:rPr>
           <w:color w:val="000000"/>
@@ -1211,7 +852,6 @@
           <w:szCs w:val="24"/>
         </w:rPr>
       </w:pPr>
-      <w:proofErr w:type="spellStart"/>
       <w:r>
         <w:rPr>
           <w:color w:val="FF0000"/>
@@ -1220,17 +860,16 @@
         </w:rPr>
         <w:t>正确答案：C</w:t>
       </w:r>
-      <w:proofErr w:type="spellEnd"/>
     </w:p>
     <w:p>
       <w:pPr>
         <w:rPr>
+          <w:rFonts w:hint="eastAsia"/>
           <w:color w:val="0000FF"/>
           <w:sz w:val="24"/>
           <w:szCs w:val="24"/>
         </w:rPr>
       </w:pPr>
-      <w:proofErr w:type="spellStart"/>
       <w:r>
         <w:rPr>
           <w:color w:val="0000FF"/>
@@ -1245,34 +884,7 @@
           <w:sz w:val="24"/>
           <w:szCs w:val="24"/>
         </w:rPr>
-        <w:t>Java</w:t>
-      </w:r>
-      <w:proofErr w:type="spellEnd"/>
-      <w:r>
-        <w:rPr>
-          <w:color w:val="0000FF"/>
-          <w:sz w:val="24"/>
-          <w:szCs w:val="24"/>
-        </w:rPr>
-        <w:t xml:space="preserve"> EE Model2（Web </w:t>
-      </w:r>
-      <w:proofErr w:type="spellStart"/>
-      <w:r>
-        <w:rPr>
-          <w:color w:val="0000FF"/>
-          <w:sz w:val="24"/>
-          <w:szCs w:val="24"/>
-        </w:rPr>
-        <w:t>MVC）分工</w:t>
-      </w:r>
-      <w:proofErr w:type="spellEnd"/>
-      <w:r>
-        <w:rPr>
-          <w:color w:val="0000FF"/>
-          <w:sz w:val="24"/>
-          <w:szCs w:val="24"/>
-        </w:rPr>
-        <w:t>：</w:t>
+        <w:t>Java EE Model2（Web MVC）分工：</w:t>
       </w:r>
     </w:p>
     <w:p>
@@ -1282,6 +894,7 @@
           <w:numId w:val="12"/>
         </w:numPr>
         <w:rPr>
+          <w:rFonts w:hint="eastAsia"/>
           <w:color w:val="0000FF"/>
           <w:sz w:val="24"/>
           <w:szCs w:val="24"/>
@@ -1294,43 +907,7 @@
           <w:szCs w:val="24"/>
         </w:rPr>
         <w:lastRenderedPageBreak/>
-        <w:t xml:space="preserve">Servlet = Controller </w:t>
-      </w:r>
-      <w:proofErr w:type="spellStart"/>
-      <w:r>
-        <w:rPr>
-          <w:color w:val="0000FF"/>
-          <w:sz w:val="24"/>
-          <w:szCs w:val="24"/>
-        </w:rPr>
-        <w:t>控制器：接收</w:t>
-      </w:r>
-      <w:proofErr w:type="spellEnd"/>
-      <w:r>
-        <w:rPr>
-          <w:color w:val="0000FF"/>
-          <w:sz w:val="24"/>
-          <w:szCs w:val="24"/>
-        </w:rPr>
-        <w:t xml:space="preserve"> HTTP </w:t>
-      </w:r>
-      <w:proofErr w:type="spellStart"/>
-      <w:r>
-        <w:rPr>
-          <w:color w:val="0000FF"/>
-          <w:sz w:val="24"/>
-          <w:szCs w:val="24"/>
-        </w:rPr>
-        <w:t>请求，调度业务、跳转页面</w:t>
-      </w:r>
-      <w:proofErr w:type="spellEnd"/>
-      <w:r>
-        <w:rPr>
-          <w:color w:val="0000FF"/>
-          <w:sz w:val="24"/>
-          <w:szCs w:val="24"/>
-        </w:rPr>
-        <w:t>；</w:t>
+        <w:t>Servlet = Controller 控制器：接收 HTTP 请求，调度业务、跳转页面；</w:t>
       </w:r>
     </w:p>
     <w:p>
@@ -1340,6 +917,7 @@
           <w:numId w:val="12"/>
         </w:numPr>
         <w:rPr>
+          <w:rFonts w:hint="eastAsia"/>
           <w:color w:val="0000FF"/>
           <w:sz w:val="24"/>
           <w:szCs w:val="24"/>
@@ -1351,25 +929,7 @@
           <w:sz w:val="24"/>
           <w:szCs w:val="24"/>
         </w:rPr>
-        <w:t xml:space="preserve">JSP = View </w:t>
-      </w:r>
-      <w:proofErr w:type="spellStart"/>
-      <w:r>
-        <w:rPr>
-          <w:color w:val="0000FF"/>
-          <w:sz w:val="24"/>
-          <w:szCs w:val="24"/>
-        </w:rPr>
-        <w:t>视图：页面展示</w:t>
-      </w:r>
-      <w:proofErr w:type="spellEnd"/>
-      <w:r>
-        <w:rPr>
-          <w:color w:val="0000FF"/>
-          <w:sz w:val="24"/>
-          <w:szCs w:val="24"/>
-        </w:rPr>
-        <w:t>；</w:t>
+        <w:t>JSP = View 视图：页面展示；</w:t>
       </w:r>
     </w:p>
     <w:p>
@@ -1379,6 +939,7 @@
           <w:numId w:val="12"/>
         </w:numPr>
         <w:rPr>
+          <w:rFonts w:hint="eastAsia"/>
           <w:color w:val="0000FF"/>
           <w:sz w:val="24"/>
           <w:szCs w:val="24"/>
@@ -1390,25 +951,7 @@
           <w:sz w:val="24"/>
           <w:szCs w:val="24"/>
         </w:rPr>
-        <w:t xml:space="preserve">JavaBean = Model </w:t>
-      </w:r>
-      <w:proofErr w:type="spellStart"/>
-      <w:r>
-        <w:rPr>
-          <w:color w:val="0000FF"/>
-          <w:sz w:val="24"/>
-          <w:szCs w:val="24"/>
-        </w:rPr>
-        <w:t>模型：封装数据与业务</w:t>
-      </w:r>
-      <w:proofErr w:type="spellEnd"/>
-      <w:r>
-        <w:rPr>
-          <w:color w:val="0000FF"/>
-          <w:sz w:val="24"/>
-          <w:szCs w:val="24"/>
-        </w:rPr>
-        <w:t>；</w:t>
+        <w:t>JavaBean = Model 模型：封装数据与业务；</w:t>
       </w:r>
     </w:p>
     <w:p>
@@ -1418,6 +961,7 @@
           <w:numId w:val="12"/>
         </w:numPr>
         <w:rPr>
+          <w:rFonts w:hint="eastAsia"/>
           <w:color w:val="0000FF"/>
           <w:sz w:val="24"/>
           <w:szCs w:val="24"/>
@@ -1490,26 +1034,7 @@
           <w:lang w:eastAsia="zh-CN"/>
         </w:rPr>
         <w:br/>
-      </w:r>
-      <w:proofErr w:type="spellStart"/>
-      <w:r>
-        <w:rPr>
-          <w:color w:val="000000"/>
-          <w:sz w:val="24"/>
-          <w:szCs w:val="24"/>
-          <w:lang w:eastAsia="zh-CN"/>
-        </w:rPr>
-        <w:t>C.Http</w:t>
-      </w:r>
-      <w:proofErr w:type="spellEnd"/>
-      <w:r>
-        <w:rPr>
-          <w:color w:val="000000"/>
-          <w:sz w:val="24"/>
-          <w:szCs w:val="24"/>
-          <w:lang w:eastAsia="zh-CN"/>
-        </w:rPr>
-        <w:t xml:space="preserve"> 协议调用</w:t>
+        <w:t>C.Http 协议调用</w:t>
       </w:r>
       <w:r>
         <w:rPr>
@@ -1544,6 +1069,7 @@
     <w:p>
       <w:pPr>
         <w:rPr>
+          <w:rFonts w:hint="eastAsia"/>
           <w:color w:val="0000FF"/>
           <w:sz w:val="24"/>
           <w:szCs w:val="24"/>
@@ -1720,27 +1246,7 @@
           <w:szCs w:val="24"/>
           <w:lang w:eastAsia="zh-CN"/>
         </w:rPr>
-        <w:t>8. 在二手车拍卖系统案例中，</w:t>
-      </w:r>
-      <w:proofErr w:type="spellStart"/>
-      <w:r>
-        <w:rPr>
-          <w:color w:val="000000"/>
-          <w:sz w:val="24"/>
-          <w:szCs w:val="24"/>
-          <w:lang w:eastAsia="zh-CN"/>
-        </w:rPr>
-        <w:t>CarGUIView</w:t>
-      </w:r>
-      <w:proofErr w:type="spellEnd"/>
-      <w:r>
-        <w:rPr>
-          <w:color w:val="000000"/>
-          <w:sz w:val="24"/>
-          <w:szCs w:val="24"/>
-          <w:lang w:eastAsia="zh-CN"/>
-        </w:rPr>
-        <w:t xml:space="preserve"> 的update() 方法由谁触发执行？（单选题）</w:t>
+        <w:t>8. 在二手车拍卖系统案例中，CarGUIView 的update() 方法由谁触发执行？（单选题）</w:t>
       </w:r>
       <w:r>
         <w:rPr>
@@ -1760,27 +1266,7 @@
           <w:lang w:eastAsia="zh-CN"/>
         </w:rPr>
         <w:br/>
-        <w:t>A.由</w:t>
-      </w:r>
-      <w:proofErr w:type="spellStart"/>
-      <w:r>
-        <w:rPr>
-          <w:color w:val="000000"/>
-          <w:sz w:val="24"/>
-          <w:szCs w:val="24"/>
-          <w:lang w:eastAsia="zh-CN"/>
-        </w:rPr>
-        <w:t>CarModel</w:t>
-      </w:r>
-      <w:proofErr w:type="spellEnd"/>
-      <w:r>
-        <w:rPr>
-          <w:color w:val="000000"/>
-          <w:sz w:val="24"/>
-          <w:szCs w:val="24"/>
-          <w:lang w:eastAsia="zh-CN"/>
-        </w:rPr>
-        <w:t xml:space="preserve"> 的tell() 方法调用</w:t>
+        <w:t>A.由CarModel 的tell() 方法调用</w:t>
       </w:r>
       <w:r>
         <w:rPr>
@@ -1866,27 +1352,7 @@
           <w:szCs w:val="24"/>
           <w:lang w:eastAsia="zh-CN"/>
         </w:rPr>
-        <w:t>案例采用观察者模式：</w:t>
-      </w:r>
-      <w:proofErr w:type="spellStart"/>
-      <w:r>
-        <w:rPr>
-          <w:color w:val="0000FF"/>
-          <w:sz w:val="24"/>
-          <w:szCs w:val="24"/>
-          <w:lang w:eastAsia="zh-CN"/>
-        </w:rPr>
-        <w:t>CarModel</w:t>
-      </w:r>
-      <w:proofErr w:type="spellEnd"/>
-      <w:r>
-        <w:rPr>
-          <w:color w:val="0000FF"/>
-          <w:sz w:val="24"/>
-          <w:szCs w:val="24"/>
-          <w:lang w:eastAsia="zh-CN"/>
-        </w:rPr>
-        <w:t xml:space="preserve"> 内部数据更新后，执行 tell () 方法通知所有注册视图，自动执行视图的 update () 刷新界面；用户按钮只会触发控制器，数据库、操作系统不会直接刷新 GUI 视图。</w:t>
+        <w:t>案例采用观察者模式：CarModel 内部数据更新后，执行 tell () 方法通知所有注册视图，自动执行视图的 update () 刷新界面；用户按钮只会触发控制器，数据库、操作系统不会直接刷新 GUI 视图。</w:t>
       </w:r>
     </w:p>
     <w:p>
@@ -1980,6 +1446,7 @@
     <w:p>
       <w:pPr>
         <w:rPr>
+          <w:rFonts w:hint="eastAsia"/>
           <w:color w:val="0000FF"/>
           <w:sz w:val="24"/>
           <w:szCs w:val="24"/>
@@ -2008,6 +1475,7 @@
     <w:p>
       <w:pPr>
         <w:rPr>
+          <w:rFonts w:hint="eastAsia"/>
           <w:color w:val="0000FF"/>
           <w:sz w:val="24"/>
           <w:szCs w:val="24"/>
@@ -2038,43 +1506,43 @@
           <w:sz w:val="24"/>
           <w:szCs w:val="24"/>
         </w:rPr>
-        <w:t xml:space="preserve">10. 在 Web </w:t>
-      </w:r>
-      <w:proofErr w:type="spellStart"/>
+        <w:t>10. 在 Web 登录案例中，验证用户名密码是否匹配的逻辑写在哪个组件里？（单选题）</w:t>
+      </w:r>
       <w:r>
         <w:rPr>
           <w:color w:val="000000"/>
           <w:sz w:val="24"/>
           <w:szCs w:val="24"/>
         </w:rPr>
-        <w:t>登录案例中，验证用户名密码是否匹配的逻辑写在哪个组件里</w:t>
-      </w:r>
-      <w:proofErr w:type="spellEnd"/>
+        <w:br/>
+        <w:t>选项：</w:t>
+      </w:r>
       <w:r>
         <w:rPr>
           <w:color w:val="000000"/>
           <w:sz w:val="24"/>
           <w:szCs w:val="24"/>
         </w:rPr>
-        <w:t>？（</w:t>
-      </w:r>
-      <w:proofErr w:type="spellStart"/>
+        <w:br/>
+        <w:t>A.loginservlet(控制器)</w:t>
+      </w:r>
       <w:r>
         <w:rPr>
           <w:color w:val="000000"/>
           <w:sz w:val="24"/>
           <w:szCs w:val="24"/>
         </w:rPr>
-        <w:t>单选题</w:t>
-      </w:r>
-      <w:proofErr w:type="spellEnd"/>
+        <w:br/>
+        <w:t>B.teacher.jsp(视图)</w:t>
+      </w:r>
       <w:r>
         <w:rPr>
           <w:color w:val="000000"/>
           <w:sz w:val="24"/>
           <w:szCs w:val="24"/>
         </w:rPr>
-        <w:t>）</w:t>
+        <w:br/>
+        <w:t>C.userbean(模型)</w:t>
       </w:r>
       <w:r>
         <w:rPr>
@@ -2083,183 +1551,7 @@
           <w:szCs w:val="24"/>
         </w:rPr>
         <w:br/>
-      </w:r>
-      <w:proofErr w:type="spellStart"/>
-      <w:r>
-        <w:rPr>
-          <w:color w:val="000000"/>
-          <w:sz w:val="24"/>
-          <w:szCs w:val="24"/>
-        </w:rPr>
-        <w:t>选项</w:t>
-      </w:r>
-      <w:proofErr w:type="spellEnd"/>
-      <w:r>
-        <w:rPr>
-          <w:color w:val="000000"/>
-          <w:sz w:val="24"/>
-          <w:szCs w:val="24"/>
-        </w:rPr>
-        <w:t>：</w:t>
-      </w:r>
-      <w:r>
-        <w:rPr>
-          <w:color w:val="000000"/>
-          <w:sz w:val="24"/>
-          <w:szCs w:val="24"/>
-        </w:rPr>
-        <w:br/>
-      </w:r>
-      <w:proofErr w:type="spellStart"/>
-      <w:r>
-        <w:rPr>
-          <w:color w:val="000000"/>
-          <w:sz w:val="24"/>
-          <w:szCs w:val="24"/>
-        </w:rPr>
-        <w:t>A.loginservlet</w:t>
-      </w:r>
-      <w:proofErr w:type="spellEnd"/>
-      <w:r>
-        <w:rPr>
-          <w:color w:val="000000"/>
-          <w:sz w:val="24"/>
-          <w:szCs w:val="24"/>
-        </w:rPr>
-        <w:t>(</w:t>
-      </w:r>
-      <w:proofErr w:type="spellStart"/>
-      <w:r>
-        <w:rPr>
-          <w:color w:val="000000"/>
-          <w:sz w:val="24"/>
-          <w:szCs w:val="24"/>
-        </w:rPr>
-        <w:t>控制器</w:t>
-      </w:r>
-      <w:proofErr w:type="spellEnd"/>
-      <w:r>
-        <w:rPr>
-          <w:color w:val="000000"/>
-          <w:sz w:val="24"/>
-          <w:szCs w:val="24"/>
-        </w:rPr>
-        <w:t>)</w:t>
-      </w:r>
-      <w:r>
-        <w:rPr>
-          <w:color w:val="000000"/>
-          <w:sz w:val="24"/>
-          <w:szCs w:val="24"/>
-        </w:rPr>
-        <w:br/>
-      </w:r>
-      <w:proofErr w:type="spellStart"/>
-      <w:r>
-        <w:rPr>
-          <w:color w:val="000000"/>
-          <w:sz w:val="24"/>
-          <w:szCs w:val="24"/>
-        </w:rPr>
-        <w:t>B.teacher.jsp</w:t>
-      </w:r>
-      <w:proofErr w:type="spellEnd"/>
-      <w:r>
-        <w:rPr>
-          <w:color w:val="000000"/>
-          <w:sz w:val="24"/>
-          <w:szCs w:val="24"/>
-        </w:rPr>
-        <w:t>(</w:t>
-      </w:r>
-      <w:proofErr w:type="spellStart"/>
-      <w:r>
-        <w:rPr>
-          <w:color w:val="000000"/>
-          <w:sz w:val="24"/>
-          <w:szCs w:val="24"/>
-        </w:rPr>
-        <w:t>视图</w:t>
-      </w:r>
-      <w:proofErr w:type="spellEnd"/>
-      <w:r>
-        <w:rPr>
-          <w:color w:val="000000"/>
-          <w:sz w:val="24"/>
-          <w:szCs w:val="24"/>
-        </w:rPr>
-        <w:t>)</w:t>
-      </w:r>
-      <w:r>
-        <w:rPr>
-          <w:color w:val="000000"/>
-          <w:sz w:val="24"/>
-          <w:szCs w:val="24"/>
-        </w:rPr>
-        <w:br/>
-      </w:r>
-      <w:proofErr w:type="spellStart"/>
-      <w:r>
-        <w:rPr>
-          <w:color w:val="000000"/>
-          <w:sz w:val="24"/>
-          <w:szCs w:val="24"/>
-        </w:rPr>
-        <w:t>C.userbean</w:t>
-      </w:r>
-      <w:proofErr w:type="spellEnd"/>
-      <w:r>
-        <w:rPr>
-          <w:color w:val="000000"/>
-          <w:sz w:val="24"/>
-          <w:szCs w:val="24"/>
-        </w:rPr>
-        <w:t>(</w:t>
-      </w:r>
-      <w:proofErr w:type="spellStart"/>
-      <w:r>
-        <w:rPr>
-          <w:color w:val="000000"/>
-          <w:sz w:val="24"/>
-          <w:szCs w:val="24"/>
-        </w:rPr>
-        <w:t>模型</w:t>
-      </w:r>
-      <w:proofErr w:type="spellEnd"/>
-      <w:r>
-        <w:rPr>
-          <w:color w:val="000000"/>
-          <w:sz w:val="24"/>
-          <w:szCs w:val="24"/>
-        </w:rPr>
-        <w:t>)</w:t>
-      </w:r>
-      <w:r>
-        <w:rPr>
-          <w:color w:val="000000"/>
-          <w:sz w:val="24"/>
-          <w:szCs w:val="24"/>
-        </w:rPr>
-        <w:br/>
-        <w:t>D.web.xml(</w:t>
-      </w:r>
-      <w:proofErr w:type="spellStart"/>
-      <w:r>
-        <w:rPr>
-          <w:color w:val="000000"/>
-          <w:sz w:val="24"/>
-          <w:szCs w:val="24"/>
-        </w:rPr>
-        <w:t>配置文件</w:t>
-      </w:r>
-      <w:proofErr w:type="spellEnd"/>
-      <w:r>
-        <w:rPr>
-          <w:color w:val="000000"/>
-          <w:sz w:val="24"/>
-          <w:szCs w:val="24"/>
-        </w:rPr>
-        <w:t>)</w:t>
+        <w:t>D.web.xml(配置文件)</w:t>
       </w:r>
     </w:p>
     <w:p>
@@ -2284,6 +1576,7 @@
     <w:p>
       <w:pPr>
         <w:rPr>
+          <w:rFonts w:hint="eastAsia"/>
           <w:color w:val="0000FF"/>
           <w:sz w:val="24"/>
           <w:szCs w:val="24"/>
@@ -2299,7 +1592,6 @@
         </w:rPr>
         <w:t>解析：</w:t>
       </w:r>
-      <w:proofErr w:type="spellStart"/>
       <w:r>
         <w:rPr>
           <w:color w:val="0000FF"/>
@@ -2307,22 +1599,13 @@
           <w:szCs w:val="24"/>
           <w:lang w:eastAsia="zh-CN"/>
         </w:rPr>
-        <w:t>UserBean</w:t>
-      </w:r>
-      <w:proofErr w:type="spellEnd"/>
-      <w:r>
-        <w:rPr>
-          <w:color w:val="0000FF"/>
-          <w:sz w:val="24"/>
-          <w:szCs w:val="24"/>
-          <w:lang w:eastAsia="zh-CN"/>
-        </w:rPr>
-        <w:t xml:space="preserve"> 属于 Model 模型层，承载账号校验、业务判断等核心业务逻辑；</w:t>
+        <w:t>UserBean 属于 Model 模型层，承载账号校验、业务判断等核心业务逻辑；</w:t>
       </w:r>
     </w:p>
     <w:p>
       <w:pPr>
         <w:rPr>
+          <w:rFonts w:hint="eastAsia"/>
           <w:color w:val="0000FF"/>
           <w:sz w:val="24"/>
           <w:szCs w:val="24"/>
@@ -2555,6 +1838,7 @@
     <w:p>
       <w:pPr>
         <w:rPr>
+          <w:rFonts w:hint="eastAsia"/>
           <w:color w:val="0000FF"/>
           <w:sz w:val="24"/>
           <w:szCs w:val="24"/>
@@ -2583,6 +1867,7 @@
     <w:p>
       <w:pPr>
         <w:rPr>
+          <w:rFonts w:hint="eastAsia"/>
           <w:color w:val="0000FF"/>
           <w:sz w:val="24"/>
           <w:szCs w:val="24"/>
@@ -2690,6 +1975,7 @@
     <w:p>
       <w:pPr>
         <w:rPr>
+          <w:rFonts w:hint="eastAsia"/>
           <w:color w:val="0000FF"/>
           <w:sz w:val="24"/>
           <w:szCs w:val="24"/>
@@ -2722,6 +2008,7 @@
           <w:numId w:val="13"/>
         </w:numPr>
         <w:rPr>
+          <w:rFonts w:hint="eastAsia"/>
           <w:color w:val="0000FF"/>
           <w:sz w:val="24"/>
           <w:szCs w:val="24"/>
@@ -2745,6 +2032,7 @@
           <w:numId w:val="13"/>
         </w:numPr>
         <w:rPr>
+          <w:rFonts w:hint="eastAsia"/>
           <w:color w:val="0000FF"/>
           <w:sz w:val="24"/>
           <w:szCs w:val="24"/>
@@ -2764,6 +2052,7 @@
     <w:p>
       <w:pPr>
         <w:rPr>
+          <w:rFonts w:hint="eastAsia"/>
           <w:color w:val="0000FF"/>
           <w:sz w:val="24"/>
           <w:szCs w:val="24"/>
@@ -2795,43 +2084,43 @@
           <w:szCs w:val="24"/>
         </w:rPr>
         <w:lastRenderedPageBreak/>
-        <w:t xml:space="preserve">14. 在 Java EE Web Model 2 (MVC) </w:t>
-      </w:r>
-      <w:proofErr w:type="spellStart"/>
+        <w:t>14. 在 Java EE Web Model 2 (MVC) 架构中，涉及到的组件技术有？（多选题）</w:t>
+      </w:r>
       <w:r>
         <w:rPr>
           <w:color w:val="000000"/>
           <w:sz w:val="24"/>
           <w:szCs w:val="24"/>
         </w:rPr>
-        <w:t>架构中，涉及到的组件技术有</w:t>
-      </w:r>
-      <w:proofErr w:type="spellEnd"/>
+        <w:br/>
+        <w:t>选项：</w:t>
+      </w:r>
       <w:r>
         <w:rPr>
           <w:color w:val="000000"/>
           <w:sz w:val="24"/>
           <w:szCs w:val="24"/>
         </w:rPr>
-        <w:t>？（</w:t>
-      </w:r>
-      <w:proofErr w:type="spellStart"/>
+        <w:br/>
+        <w:t>A.Servlet (控制器)</w:t>
+      </w:r>
       <w:r>
         <w:rPr>
           <w:color w:val="000000"/>
           <w:sz w:val="24"/>
           <w:szCs w:val="24"/>
         </w:rPr>
-        <w:t>多选题</w:t>
-      </w:r>
-      <w:proofErr w:type="spellEnd"/>
+        <w:br/>
+        <w:t>B.JSP (视图)</w:t>
+      </w:r>
       <w:r>
         <w:rPr>
           <w:color w:val="000000"/>
           <w:sz w:val="24"/>
           <w:szCs w:val="24"/>
         </w:rPr>
-        <w:t>）</w:t>
+        <w:br/>
+        <w:t>C.JavaBean (模型)</w:t>
       </w:r>
       <w:r>
         <w:rPr>
@@ -2840,158 +2129,8 @@
           <w:szCs w:val="24"/>
         </w:rPr>
         <w:br/>
-      </w:r>
-      <w:proofErr w:type="spellStart"/>
-      <w:r>
-        <w:rPr>
-          <w:color w:val="000000"/>
-          <w:sz w:val="24"/>
-          <w:szCs w:val="24"/>
-        </w:rPr>
-        <w:t>选项</w:t>
-      </w:r>
-      <w:proofErr w:type="spellEnd"/>
-      <w:r>
-        <w:rPr>
-          <w:color w:val="000000"/>
-          <w:sz w:val="24"/>
-          <w:szCs w:val="24"/>
-        </w:rPr>
-        <w:t>：</w:t>
-      </w:r>
-      <w:r>
-        <w:rPr>
-          <w:color w:val="000000"/>
-          <w:sz w:val="24"/>
-          <w:szCs w:val="24"/>
-        </w:rPr>
-        <w:br/>
-      </w:r>
-      <w:proofErr w:type="spellStart"/>
-      <w:r>
-        <w:rPr>
-          <w:color w:val="000000"/>
-          <w:sz w:val="24"/>
-          <w:szCs w:val="24"/>
-        </w:rPr>
-        <w:t>A.Servlet</w:t>
-      </w:r>
-      <w:proofErr w:type="spellEnd"/>
-      <w:r>
-        <w:rPr>
-          <w:color w:val="000000"/>
-          <w:sz w:val="24"/>
-          <w:szCs w:val="24"/>
-        </w:rPr>
-        <w:t xml:space="preserve"> (</w:t>
-      </w:r>
-      <w:proofErr w:type="spellStart"/>
-      <w:r>
-        <w:rPr>
-          <w:color w:val="000000"/>
-          <w:sz w:val="24"/>
-          <w:szCs w:val="24"/>
-        </w:rPr>
-        <w:t>控制器</w:t>
-      </w:r>
-      <w:proofErr w:type="spellEnd"/>
-      <w:r>
-        <w:rPr>
-          <w:color w:val="000000"/>
-          <w:sz w:val="24"/>
-          <w:szCs w:val="24"/>
-        </w:rPr>
-        <w:t>)</w:t>
-      </w:r>
-      <w:r>
-        <w:rPr>
-          <w:color w:val="000000"/>
-          <w:sz w:val="24"/>
-          <w:szCs w:val="24"/>
-        </w:rPr>
-        <w:br/>
-        <w:t>B.JSP (</w:t>
-      </w:r>
-      <w:proofErr w:type="spellStart"/>
-      <w:r>
-        <w:rPr>
-          <w:color w:val="000000"/>
-          <w:sz w:val="24"/>
-          <w:szCs w:val="24"/>
-        </w:rPr>
-        <w:t>视图</w:t>
-      </w:r>
-      <w:proofErr w:type="spellEnd"/>
-      <w:r>
-        <w:rPr>
-          <w:color w:val="000000"/>
-          <w:sz w:val="24"/>
-          <w:szCs w:val="24"/>
-        </w:rPr>
-        <w:t>)</w:t>
-      </w:r>
-      <w:r>
-        <w:rPr>
-          <w:color w:val="000000"/>
-          <w:sz w:val="24"/>
-          <w:szCs w:val="24"/>
-        </w:rPr>
-        <w:br/>
-      </w:r>
-      <w:proofErr w:type="spellStart"/>
-      <w:r>
-        <w:rPr>
-          <w:color w:val="000000"/>
-          <w:sz w:val="24"/>
-          <w:szCs w:val="24"/>
-        </w:rPr>
-        <w:t>C.JavaBean</w:t>
-      </w:r>
-      <w:proofErr w:type="spellEnd"/>
-      <w:r>
-        <w:rPr>
-          <w:color w:val="000000"/>
-          <w:sz w:val="24"/>
-          <w:szCs w:val="24"/>
-        </w:rPr>
-        <w:t xml:space="preserve"> (</w:t>
-      </w:r>
-      <w:proofErr w:type="spellStart"/>
-      <w:r>
-        <w:rPr>
-          <w:color w:val="000000"/>
-          <w:sz w:val="24"/>
-          <w:szCs w:val="24"/>
-        </w:rPr>
-        <w:t>模型</w:t>
-      </w:r>
-      <w:proofErr w:type="spellEnd"/>
-      <w:r>
-        <w:rPr>
-          <w:color w:val="000000"/>
-          <w:sz w:val="24"/>
-          <w:szCs w:val="24"/>
-        </w:rPr>
-        <w:t>)</w:t>
-      </w:r>
-      <w:r>
-        <w:rPr>
-          <w:color w:val="000000"/>
-          <w:sz w:val="24"/>
-          <w:szCs w:val="24"/>
-        </w:rPr>
-        <w:br/>
-      </w:r>
-      <w:proofErr w:type="spellStart"/>
-      <w:r>
-        <w:rPr>
-          <w:color w:val="000000"/>
-          <w:sz w:val="24"/>
-          <w:szCs w:val="24"/>
-        </w:rPr>
         <w:t>D.浏览器</w:t>
       </w:r>
-      <w:proofErr w:type="spellEnd"/>
     </w:p>
     <w:p>
       <w:pPr>
@@ -2999,6 +2138,7 @@
           <w:rFonts w:hint="eastAsia"/>
           <w:sz w:val="24"/>
           <w:szCs w:val="24"/>
+          <w:lang w:eastAsia="zh-CN"/>
         </w:rPr>
       </w:pPr>
       <w:r>
@@ -3006,6 +2146,7 @@
           <w:color w:val="FF0000"/>
           <w:sz w:val="24"/>
           <w:szCs w:val="24"/>
+          <w:lang w:eastAsia="zh-CN"/>
         </w:rPr>
         <w:t>正确答案：ABC</w:t>
       </w:r>
@@ -3129,6 +2270,7 @@
     <w:p>
       <w:pPr>
         <w:rPr>
+          <w:rFonts w:hint="eastAsia"/>
           <w:color w:val="0000FF"/>
           <w:sz w:val="24"/>
           <w:szCs w:val="24"/>
@@ -3219,26 +2361,7 @@
           <w:lang w:eastAsia="zh-CN"/>
         </w:rPr>
         <w:br/>
-      </w:r>
-      <w:proofErr w:type="spellStart"/>
-      <w:r>
-        <w:rPr>
-          <w:color w:val="000000"/>
-          <w:sz w:val="24"/>
-          <w:szCs w:val="24"/>
-          <w:lang w:eastAsia="zh-CN"/>
-        </w:rPr>
-        <w:t>C.Http</w:t>
-      </w:r>
-      <w:proofErr w:type="spellEnd"/>
-      <w:r>
-        <w:rPr>
-          <w:color w:val="000000"/>
-          <w:sz w:val="24"/>
-          <w:szCs w:val="24"/>
-          <w:lang w:eastAsia="zh-CN"/>
-        </w:rPr>
-        <w:t xml:space="preserve"> 协议</w:t>
+        <w:t>C.Http 协议</w:t>
       </w:r>
       <w:r>
         <w:rPr>
@@ -3273,6 +2396,7 @@
     <w:p>
       <w:pPr>
         <w:rPr>
+          <w:rFonts w:hint="eastAsia"/>
           <w:color w:val="0000FF"/>
           <w:sz w:val="24"/>
           <w:szCs w:val="24"/>
@@ -3296,6 +2420,7 @@
           <w:numId w:val="14"/>
         </w:numPr>
         <w:rPr>
+          <w:rFonts w:hint="eastAsia"/>
           <w:color w:val="0000FF"/>
           <w:sz w:val="24"/>
           <w:szCs w:val="24"/>
@@ -3319,6 +2444,7 @@
           <w:numId w:val="14"/>
         </w:numPr>
         <w:rPr>
+          <w:rFonts w:hint="eastAsia"/>
           <w:color w:val="0000FF"/>
           <w:sz w:val="24"/>
           <w:szCs w:val="24"/>
@@ -3342,6 +2468,7 @@
           <w:numId w:val="14"/>
         </w:numPr>
         <w:rPr>
+          <w:rFonts w:hint="eastAsia"/>
           <w:color w:val="0000FF"/>
           <w:sz w:val="24"/>
           <w:szCs w:val="24"/>
@@ -3361,6 +2488,7 @@
     <w:p>
       <w:pPr>
         <w:rPr>
+          <w:rFonts w:hint="eastAsia"/>
           <w:color w:val="0000FF"/>
           <w:sz w:val="24"/>
           <w:szCs w:val="24"/>
@@ -3479,6 +2607,7 @@
     <w:p>
       <w:pPr>
         <w:rPr>
+          <w:rFonts w:hint="eastAsia"/>
           <w:color w:val="0000FF"/>
           <w:sz w:val="24"/>
           <w:szCs w:val="24"/>
@@ -3507,6 +2636,7 @@
     <w:p>
       <w:pPr>
         <w:rPr>
+          <w:rFonts w:hint="eastAsia"/>
           <w:color w:val="0000FF"/>
           <w:sz w:val="24"/>
           <w:szCs w:val="24"/>
@@ -3526,6 +2656,7 @@
     <w:p>
       <w:pPr>
         <w:rPr>
+          <w:rFonts w:hint="eastAsia"/>
           <w:color w:val="0000FF"/>
           <w:sz w:val="24"/>
           <w:szCs w:val="24"/>
@@ -3545,6 +2676,7 @@
     <w:p>
       <w:pPr>
         <w:rPr>
+          <w:rFonts w:hint="eastAsia"/>
           <w:color w:val="0000FF"/>
           <w:sz w:val="24"/>
           <w:szCs w:val="24"/>
@@ -3652,6 +2784,7 @@
     <w:p>
       <w:pPr>
         <w:rPr>
+          <w:rFonts w:hint="eastAsia"/>
           <w:color w:val="0000FF"/>
           <w:sz w:val="24"/>
           <w:szCs w:val="24"/>
@@ -3680,6 +2813,7 @@
     <w:p>
       <w:pPr>
         <w:rPr>
+          <w:rFonts w:hint="eastAsia"/>
           <w:color w:val="0000FF"/>
           <w:sz w:val="24"/>
           <w:szCs w:val="24"/>
@@ -3980,6 +3114,7 @@
     <w:p>
       <w:pPr>
         <w:rPr>
+          <w:rFonts w:hint="eastAsia"/>
           <w:color w:val="0000FF"/>
           <w:sz w:val="24"/>
           <w:szCs w:val="24"/>
@@ -4173,6 +3308,7 @@
     <w:p>
       <w:pPr>
         <w:rPr>
+          <w:rFonts w:hint="eastAsia"/>
           <w:color w:val="0000FF"/>
           <w:sz w:val="24"/>
           <w:szCs w:val="24"/>
@@ -4817,6 +3953,155 @@
     </w:lvl>
   </w:abstractNum>
   <w:abstractNum w:abstractNumId="12" w15:restartNumberingAfterBreak="0">
+    <w:nsid w:val="657C1066"/>
+    <w:multiLevelType w:val="multilevel"/>
+    <w:tmpl w:val="8F80CCB8"/>
+    <w:lvl w:ilvl="0">
+      <w:start w:val="1"/>
+      <w:numFmt w:val="bullet"/>
+      <w:lvlText w:val=""/>
+      <w:lvlJc w:val="left"/>
+      <w:pPr>
+        <w:tabs>
+          <w:tab w:val="num" w:pos="720"/>
+        </w:tabs>
+        <w:ind w:left="720" w:hanging="360"/>
+      </w:pPr>
+      <w:rPr>
+        <w:rFonts w:ascii="Symbol" w:hAnsi="Symbol" w:hint="default"/>
+        <w:sz w:val="20"/>
+      </w:rPr>
+    </w:lvl>
+    <w:lvl w:ilvl="1" w:tentative="1">
+      <w:start w:val="1"/>
+      <w:numFmt w:val="bullet"/>
+      <w:lvlText w:val="o"/>
+      <w:lvlJc w:val="left"/>
+      <w:pPr>
+        <w:tabs>
+          <w:tab w:val="num" w:pos="1440"/>
+        </w:tabs>
+        <w:ind w:left="1440" w:hanging="360"/>
+      </w:pPr>
+      <w:rPr>
+        <w:rFonts w:ascii="Courier New" w:hAnsi="Courier New" w:hint="default"/>
+        <w:sz w:val="20"/>
+      </w:rPr>
+    </w:lvl>
+    <w:lvl w:ilvl="2" w:tentative="1">
+      <w:start w:val="1"/>
+      <w:numFmt w:val="bullet"/>
+      <w:lvlText w:val=""/>
+      <w:lvlJc w:val="left"/>
+      <w:pPr>
+        <w:tabs>
+          <w:tab w:val="num" w:pos="2160"/>
+        </w:tabs>
+        <w:ind w:left="2160" w:hanging="360"/>
+      </w:pPr>
+      <w:rPr>
+        <w:rFonts w:ascii="Wingdings" w:hAnsi="Wingdings" w:hint="default"/>
+        <w:sz w:val="20"/>
+      </w:rPr>
+    </w:lvl>
+    <w:lvl w:ilvl="3" w:tentative="1">
+      <w:start w:val="1"/>
+      <w:numFmt w:val="bullet"/>
+      <w:lvlText w:val=""/>
+      <w:lvlJc w:val="left"/>
+      <w:pPr>
+        <w:tabs>
+          <w:tab w:val="num" w:pos="2880"/>
+        </w:tabs>
+        <w:ind w:left="2880" w:hanging="360"/>
+      </w:pPr>
+      <w:rPr>
+        <w:rFonts w:ascii="Wingdings" w:hAnsi="Wingdings" w:hint="default"/>
+        <w:sz w:val="20"/>
+      </w:rPr>
+    </w:lvl>
+    <w:lvl w:ilvl="4" w:tentative="1">
+      <w:start w:val="1"/>
+      <w:numFmt w:val="bullet"/>
+      <w:lvlText w:val=""/>
+      <w:lvlJc w:val="left"/>
+      <w:pPr>
+        <w:tabs>
+          <w:tab w:val="num" w:pos="3600"/>
+        </w:tabs>
+        <w:ind w:left="3600" w:hanging="360"/>
+      </w:pPr>
+      <w:rPr>
+        <w:rFonts w:ascii="Wingdings" w:hAnsi="Wingdings" w:hint="default"/>
+        <w:sz w:val="20"/>
+      </w:rPr>
+    </w:lvl>
+    <w:lvl w:ilvl="5" w:tentative="1">
+      <w:start w:val="1"/>
+      <w:numFmt w:val="bullet"/>
+      <w:lvlText w:val=""/>
+      <w:lvlJc w:val="left"/>
+      <w:pPr>
+        <w:tabs>
+          <w:tab w:val="num" w:pos="4320"/>
+        </w:tabs>
+        <w:ind w:left="4320" w:hanging="360"/>
+      </w:pPr>
+      <w:rPr>
+        <w:rFonts w:ascii="Wingdings" w:hAnsi="Wingdings" w:hint="default"/>
+        <w:sz w:val="20"/>
+      </w:rPr>
+    </w:lvl>
+    <w:lvl w:ilvl="6" w:tentative="1">
+      <w:start w:val="1"/>
+      <w:numFmt w:val="bullet"/>
+      <w:lvlText w:val=""/>
+      <w:lvlJc w:val="left"/>
+      <w:pPr>
+        <w:tabs>
+          <w:tab w:val="num" w:pos="5040"/>
+        </w:tabs>
+        <w:ind w:left="5040" w:hanging="360"/>
+      </w:pPr>
+      <w:rPr>
+        <w:rFonts w:ascii="Wingdings" w:hAnsi="Wingdings" w:hint="default"/>
+        <w:sz w:val="20"/>
+      </w:rPr>
+    </w:lvl>
+    <w:lvl w:ilvl="7" w:tentative="1">
+      <w:start w:val="1"/>
+      <w:numFmt w:val="bullet"/>
+      <w:lvlText w:val=""/>
+      <w:lvlJc w:val="left"/>
+      <w:pPr>
+        <w:tabs>
+          <w:tab w:val="num" w:pos="5760"/>
+        </w:tabs>
+        <w:ind w:left="5760" w:hanging="360"/>
+      </w:pPr>
+      <w:rPr>
+        <w:rFonts w:ascii="Wingdings" w:hAnsi="Wingdings" w:hint="default"/>
+        <w:sz w:val="20"/>
+      </w:rPr>
+    </w:lvl>
+    <w:lvl w:ilvl="8" w:tentative="1">
+      <w:start w:val="1"/>
+      <w:numFmt w:val="bullet"/>
+      <w:lvlText w:val=""/>
+      <w:lvlJc w:val="left"/>
+      <w:pPr>
+        <w:tabs>
+          <w:tab w:val="num" w:pos="6480"/>
+        </w:tabs>
+        <w:ind w:left="6480" w:hanging="360"/>
+      </w:pPr>
+      <w:rPr>
+        <w:rFonts w:ascii="Wingdings" w:hAnsi="Wingdings" w:hint="default"/>
+        <w:sz w:val="20"/>
+      </w:rPr>
+    </w:lvl>
+  </w:abstractNum>
+  <w:abstractNum w:abstractNumId="13" w15:restartNumberingAfterBreak="0">
     <w:nsid w:val="659604EF"/>
     <w:multiLevelType w:val="multilevel"/>
     <w:tmpl w:val="E7F64A1C"/>
@@ -4929,7 +4214,7 @@
       </w:pPr>
     </w:lvl>
   </w:abstractNum>
-  <w:abstractNum w:abstractNumId="13" w15:restartNumberingAfterBreak="0">
+  <w:abstractNum w:abstractNumId="14" w15:restartNumberingAfterBreak="0">
     <w:nsid w:val="779B4DF8"/>
     <w:multiLevelType w:val="multilevel"/>
     <w:tmpl w:val="ECF876BC"/>
@@ -5070,7 +4355,7 @@
     <w:abstractNumId w:val="0"/>
   </w:num>
   <w:num w:numId="10" w16cid:durableId="891382351">
-    <w:abstractNumId w:val="13"/>
+    <w:abstractNumId w:val="14"/>
   </w:num>
   <w:num w:numId="11" w16cid:durableId="977152017">
     <w:abstractNumId w:val="10"/>
@@ -5079,10 +4364,13 @@
     <w:abstractNumId w:val="11"/>
   </w:num>
   <w:num w:numId="13" w16cid:durableId="1403869050">
-    <w:abstractNumId w:val="12"/>
+    <w:abstractNumId w:val="13"/>
   </w:num>
   <w:num w:numId="14" w16cid:durableId="1579168221">
     <w:abstractNumId w:val="9"/>
+  </w:num>
+  <w:num w:numId="15" w16cid:durableId="383018491">
+    <w:abstractNumId w:val="12"/>
   </w:num>
 </w:numbering>
 </file>
